--- a/flow/20230914_vu_template/drafts/2024-11-g/28-ЧТ-Стефана Нового.docx
+++ b/flow/20230914_vu_template/drafts/2024-11-g/28-ЧТ-Стефана Нового.docx
@@ -21344,7 +21344,7 @@
           <w:szCs w:val="24"/>
           <w:rtl w:val="0"/>
         </w:rPr>
-        <w:t>Безліч святих твоїх* молить тебе, Христе:* Помилуй і спаси нас, як людинаолюбець.</w:t>
+        <w:t>Безліч святих твоїх* молить тебе, Христе:* Помилуй і спаси нас, як Людинолюбець.</w:t>
       </w:r>
     </w:p>
     <w:p>
